--- a/odigoi/0_pycharm_spark_implementation.en.docx
+++ b/odigoi/0_pycharm_spark_implementation.en.docx
@@ -20,7 +20,7 @@
           <w:sz w:val="22"/>
           <w:szCs w:val="22"/>
         </w:rPr>
-        <w:id w:val="264883482"/>
+        <w:id w:val="928230645"/>
         <w:docPartObj>
           <w:docPartGallery w:val="Table of Contents"/>
           <w:docPartUnique/>
@@ -61,7 +61,7 @@
           <w:r>
             <w:fldChar w:fldCharType="separate"/>
           </w:r>
-          <w:hyperlink w:anchor="_Toc224650718" w:history="1">
+          <w:hyperlink w:anchor="_Toc224651091" w:history="1">
             <w:r>
               <w:rPr>
                 <w:rStyle w:val="Hyperlink"/>
@@ -120,7 +120,7 @@
                 <w:noProof/>
                 <w:webHidden/>
               </w:rPr>
-              <w:instrText xml:space="preserve"> PAGEREF _Toc224650718 \h </w:instrText>
+              <w:instrText xml:space="preserve"> PAGEREF _Toc224651091 \h </w:instrText>
             </w:r>
             <w:r>
               <w:rPr>
@@ -167,7 +167,7 @@
               <w14:ligatures w14:val="standardContextual"/>
             </w:rPr>
           </w:pPr>
-          <w:hyperlink w:anchor="_Toc224650719" w:history="1">
+          <w:hyperlink w:anchor="_Toc224651092" w:history="1">
             <w:r>
               <w:rPr>
                 <w:rStyle w:val="Hyperlink"/>
@@ -194,7 +194,7 @@
                 <w:noProof/>
                 <w:webHidden/>
               </w:rPr>
-              <w:instrText xml:space="preserve"> PAGEREF _Toc224650719 \h </w:instrText>
+              <w:instrText xml:space="preserve"> PAGEREF _Toc224651092 \h </w:instrText>
             </w:r>
             <w:r>
               <w:rPr>
@@ -241,7 +241,7 @@
               <w14:ligatures w14:val="standardContextual"/>
             </w:rPr>
           </w:pPr>
-          <w:hyperlink w:anchor="_Toc224650720" w:history="1">
+          <w:hyperlink w:anchor="_Toc224651093" w:history="1">
             <w:r>
               <w:rPr>
                 <w:rStyle w:val="Hyperlink"/>
@@ -268,7 +268,7 @@
                 <w:noProof/>
                 <w:webHidden/>
               </w:rPr>
-              <w:instrText xml:space="preserve"> PAGEREF _Toc224650720 \h </w:instrText>
+              <w:instrText xml:space="preserve"> PAGEREF _Toc224651093 \h </w:instrText>
             </w:r>
             <w:r>
               <w:rPr>
@@ -315,7 +315,7 @@
               <w14:ligatures w14:val="standardContextual"/>
             </w:rPr>
           </w:pPr>
-          <w:hyperlink w:anchor="_Toc224650721" w:history="1">
+          <w:hyperlink w:anchor="_Toc224651094" w:history="1">
             <w:r>
               <w:rPr>
                 <w:rStyle w:val="Hyperlink"/>
@@ -342,7 +342,7 @@
                 <w:noProof/>
                 <w:webHidden/>
               </w:rPr>
-              <w:instrText xml:space="preserve"> PAGEREF _Toc224650721 \h </w:instrText>
+              <w:instrText xml:space="preserve"> PAGEREF _Toc224651094 \h </w:instrText>
             </w:r>
             <w:r>
               <w:rPr>
@@ -389,7 +389,7 @@
               <w14:ligatures w14:val="standardContextual"/>
             </w:rPr>
           </w:pPr>
-          <w:hyperlink w:anchor="_Toc224650722" w:history="1">
+          <w:hyperlink w:anchor="_Toc224651095" w:history="1">
             <w:r>
               <w:rPr>
                 <w:rStyle w:val="Hyperlink"/>
@@ -416,7 +416,7 @@
                 <w:noProof/>
                 <w:webHidden/>
               </w:rPr>
-              <w:instrText xml:space="preserve"> PAGEREF _Toc224650722 \h </w:instrText>
+              <w:instrText xml:space="preserve"> PAGEREF _Toc224651095 \h </w:instrText>
             </w:r>
             <w:r>
               <w:rPr>
@@ -459,7 +459,7 @@
         <w:pStyle w:val="Heading1"/>
       </w:pPr>
       <w:bookmarkStart w:id="0" w:name="X036a7b297a7634b620d62dee702b1b39a60d153"/>
-      <w:bookmarkStart w:id="1" w:name="_Toc224650718"/>
+      <w:bookmarkStart w:id="1" w:name="_Toc224651091"/>
       <w:r>
         <w:t xml:space="preserve">Installing </w:t>
       </w:r>
@@ -591,7 +591,7 @@
           <w:noProof/>
         </w:rPr>
         <w:drawing>
-          <wp:inline distT="0" distB="0" distL="0" distR="0" wp14:anchorId="5651CE65" wp14:editId="1B67E018">
+          <wp:inline distT="0" distB="0" distL="0" distR="0" wp14:anchorId="69F3FF7B" wp14:editId="509CEE98">
             <wp:extent cx="6692900" cy="2845691"/>
             <wp:effectExtent l="0" t="0" r="0" b="0"/>
             <wp:docPr id="25" name="Picture" descr="Figure 1"/>
@@ -651,7 +651,7 @@
           <w:noProof/>
         </w:rPr>
         <w:drawing>
-          <wp:inline distT="0" distB="0" distL="0" distR="0" wp14:anchorId="7B0CC5AB" wp14:editId="34081FDE">
+          <wp:inline distT="0" distB="0" distL="0" distR="0" wp14:anchorId="2F7A200D" wp14:editId="7B2C5C99">
             <wp:extent cx="6692900" cy="4748374"/>
             <wp:effectExtent l="0" t="0" r="0" b="0"/>
             <wp:docPr id="28" name="Picture" descr="Figure 2"/>
@@ -698,7 +698,7 @@
         <w:pStyle w:val="Heading1"/>
       </w:pPr>
       <w:bookmarkStart w:id="2" w:name="creating-a-new-pycharm-project"/>
-      <w:bookmarkStart w:id="3" w:name="_Toc224650719"/>
+      <w:bookmarkStart w:id="3" w:name="_Toc224651092"/>
       <w:bookmarkEnd w:id="0"/>
       <w:r>
         <w:t>Creating a new PyCharm project</w:t>
@@ -792,7 +792,7 @@
         </w:rPr>
         <w:lastRenderedPageBreak/>
         <w:drawing>
-          <wp:inline distT="0" distB="0" distL="0" distR="0" wp14:anchorId="36BB4D1C" wp14:editId="4A89ED42">
+          <wp:inline distT="0" distB="0" distL="0" distR="0" wp14:anchorId="6FE95D87" wp14:editId="66B5FF4C">
             <wp:extent cx="6692900" cy="5494042"/>
             <wp:effectExtent l="0" t="0" r="0" b="0"/>
             <wp:docPr id="32" name="Picture" descr="Figure 3"/>
@@ -865,7 +865,7 @@
         <w:pStyle w:val="Heading1"/>
       </w:pPr>
       <w:bookmarkStart w:id="4" w:name="installing-java-on-your-computer"/>
-      <w:bookmarkStart w:id="5" w:name="_Toc224650720"/>
+      <w:bookmarkStart w:id="5" w:name="_Toc224651093"/>
       <w:bookmarkEnd w:id="2"/>
       <w:r>
         <w:t>Installing Java on your computer</w:t>
@@ -906,7 +906,7 @@
         </w:rPr>
         <w:lastRenderedPageBreak/>
         <w:drawing>
-          <wp:inline distT="0" distB="0" distL="0" distR="0" wp14:anchorId="285FDEC2" wp14:editId="00F193E5">
+          <wp:inline distT="0" distB="0" distL="0" distR="0" wp14:anchorId="6F0FFF2B" wp14:editId="53BCF86D">
             <wp:extent cx="6692900" cy="5103718"/>
             <wp:effectExtent l="0" t="0" r="0" b="0"/>
             <wp:docPr id="37" name="Picture" descr="Figure 4"/>
@@ -1010,7 +1010,7 @@
         </w:rPr>
         <w:lastRenderedPageBreak/>
         <w:drawing>
-          <wp:inline distT="0" distB="0" distL="0" distR="0" wp14:anchorId="4EC35C62" wp14:editId="37BBEB2D">
+          <wp:inline distT="0" distB="0" distL="0" distR="0" wp14:anchorId="13934557" wp14:editId="13D7E8FC">
             <wp:extent cx="6692900" cy="6342582"/>
             <wp:effectExtent l="0" t="0" r="0" b="0"/>
             <wp:docPr id="40" name="Picture" descr="Figure 5"/>
@@ -1080,7 +1080,7 @@
         </w:rPr>
         <w:lastRenderedPageBreak/>
         <w:drawing>
-          <wp:inline distT="0" distB="0" distL="0" distR="0" wp14:anchorId="3F39FEE8" wp14:editId="2EF4D0CA">
+          <wp:inline distT="0" distB="0" distL="0" distR="0" wp14:anchorId="5D11BEDF" wp14:editId="0CD45B1D">
             <wp:extent cx="6692900" cy="3476742"/>
             <wp:effectExtent l="0" t="0" r="0" b="0"/>
             <wp:docPr id="43" name="Picture" descr="Figure 6"/>
@@ -1149,7 +1149,7 @@
           <w:noProof/>
         </w:rPr>
         <w:drawing>
-          <wp:inline distT="0" distB="0" distL="0" distR="0" wp14:anchorId="00FAAC4E" wp14:editId="2BB0D46D">
+          <wp:inline distT="0" distB="0" distL="0" distR="0" wp14:anchorId="49B822CE" wp14:editId="381C0650">
             <wp:extent cx="3878981" cy="4456496"/>
             <wp:effectExtent l="0" t="0" r="0" b="0"/>
             <wp:docPr id="46" name="Picture" descr="Figure 7"/>
@@ -1277,7 +1277,7 @@
         <w:pStyle w:val="Heading1"/>
       </w:pPr>
       <w:bookmarkStart w:id="6" w:name="configuring-pycharm-to-run-pyspark-code"/>
-      <w:bookmarkStart w:id="7" w:name="_Toc224650721"/>
+      <w:bookmarkStart w:id="7" w:name="_Toc224651094"/>
       <w:bookmarkEnd w:id="4"/>
       <w:r>
         <w:t>Configuring PyCharm to run PySpark code</w:t>
@@ -1326,7 +1326,7 @@
           <w:noProof/>
         </w:rPr>
         <w:drawing>
-          <wp:inline distT="0" distB="0" distL="0" distR="0" wp14:anchorId="39D213E5" wp14:editId="4B52034F">
+          <wp:inline distT="0" distB="0" distL="0" distR="0" wp14:anchorId="262AFDDC" wp14:editId="5A59AFBF">
             <wp:extent cx="6692900" cy="4510266"/>
             <wp:effectExtent l="0" t="0" r="0" b="0"/>
             <wp:docPr id="50" name="Picture" descr="Figure 8"/>
@@ -1430,7 +1430,7 @@
         </w:rPr>
         <w:lastRenderedPageBreak/>
         <w:drawing>
-          <wp:inline distT="0" distB="0" distL="0" distR="0" wp14:anchorId="2455B808" wp14:editId="0781C594">
+          <wp:inline distT="0" distB="0" distL="0" distR="0" wp14:anchorId="3DB80F86" wp14:editId="5938590D">
             <wp:extent cx="6692900" cy="5955100"/>
             <wp:effectExtent l="0" t="0" r="0" b="0"/>
             <wp:docPr id="53" name="Picture" descr="Figure 9"/>
@@ -1485,7 +1485,7 @@
         <w:pStyle w:val="Heading1"/>
       </w:pPr>
       <w:bookmarkStart w:id="8" w:name="running-a-test-word-count-example"/>
-      <w:bookmarkStart w:id="9" w:name="_Toc224650722"/>
+      <w:bookmarkStart w:id="9" w:name="_Toc224651095"/>
       <w:bookmarkEnd w:id="6"/>
       <w:r>
         <w:t>Running a test word count example</w:t>
@@ -2213,7 +2213,7 @@
           <w:noProof/>
         </w:rPr>
         <w:drawing>
-          <wp:inline distT="0" distB="0" distL="0" distR="0" wp14:anchorId="18857ADC" wp14:editId="53C71752">
+          <wp:inline distT="0" distB="0" distL="0" distR="0" wp14:anchorId="61BD2B9A" wp14:editId="313E91A8">
             <wp:extent cx="6692900" cy="5030683"/>
             <wp:effectExtent l="0" t="0" r="0" b="0"/>
             <wp:docPr id="57" name="Picture" descr="Figure 10"/>
@@ -2308,7 +2308,7 @@
           <w:noProof/>
         </w:rPr>
         <w:drawing>
-          <wp:inline distT="0" distB="0" distL="0" distR="0" wp14:anchorId="17D696FC" wp14:editId="1E6AEE22">
+          <wp:inline distT="0" distB="0" distL="0" distR="0" wp14:anchorId="4866A449" wp14:editId="24B95E96">
             <wp:extent cx="6692900" cy="2138062"/>
             <wp:effectExtent l="0" t="0" r="0" b="0"/>
             <wp:docPr id="60" name="Picture" descr="Figure 11"/>
@@ -2375,7 +2375,7 @@
           <w:noProof/>
         </w:rPr>
         <w:drawing>
-          <wp:inline distT="0" distB="0" distL="0" distR="0" wp14:anchorId="073E44C1" wp14:editId="7AE04EA4">
+          <wp:inline distT="0" distB="0" distL="0" distR="0" wp14:anchorId="766E60B4" wp14:editId="0380CCC9">
             <wp:extent cx="6692900" cy="2117527"/>
             <wp:effectExtent l="0" t="0" r="0" b="0"/>
             <wp:docPr id="64" name="Picture" descr="Figure 12"/>
@@ -2427,7 +2427,7 @@
         </w:rPr>
         <w:lastRenderedPageBreak/>
         <w:drawing>
-          <wp:inline distT="0" distB="0" distL="0" distR="0" wp14:anchorId="0A35E211" wp14:editId="502E5CA6">
+          <wp:inline distT="0" distB="0" distL="0" distR="0" wp14:anchorId="7F3CE400" wp14:editId="5E03E1EA">
             <wp:extent cx="6692900" cy="3213434"/>
             <wp:effectExtent l="0" t="0" r="0" b="0"/>
             <wp:docPr id="67" name="Picture" descr="Figure 13"/>
@@ -2899,7 +2899,7 @@
   <w:abstractNum w:abstractNumId="9" w15:restartNumberingAfterBreak="0">
     <w:nsid w:val="0000A990"/>
     <w:multiLevelType w:val="multilevel"/>
-    <w:tmpl w:val="69A2F560"/>
+    <w:tmpl w:val="47840DEC"/>
     <w:lvl w:ilvl="0">
       <w:numFmt w:val="bullet"/>
       <w:lvlText w:val=" "/>
@@ -2976,7 +2976,7 @@
   <w:abstractNum w:abstractNumId="10" w15:restartNumberingAfterBreak="0">
     <w:nsid w:val="0000A991"/>
     <w:multiLevelType w:val="multilevel"/>
-    <w:tmpl w:val="C652D348"/>
+    <w:tmpl w:val="9BC68A5C"/>
     <w:lvl w:ilvl="0">
       <w:numFmt w:val="bullet"/>
       <w:lvlText w:val=""/>
@@ -3077,40 +3077,40 @@
       </w:rPr>
     </w:lvl>
   </w:abstractNum>
-  <w:num w:numId="1" w16cid:durableId="250748013">
+  <w:num w:numId="1" w16cid:durableId="508762421">
     <w:abstractNumId w:val="8"/>
   </w:num>
-  <w:num w:numId="2" w16cid:durableId="1806459519">
+  <w:num w:numId="2" w16cid:durableId="2034651620">
     <w:abstractNumId w:val="6"/>
   </w:num>
-  <w:num w:numId="3" w16cid:durableId="995257492">
+  <w:num w:numId="3" w16cid:durableId="457341775">
     <w:abstractNumId w:val="5"/>
   </w:num>
-  <w:num w:numId="4" w16cid:durableId="242303742">
+  <w:num w:numId="4" w16cid:durableId="1948729126">
     <w:abstractNumId w:val="4"/>
   </w:num>
-  <w:num w:numId="5" w16cid:durableId="1485075934">
+  <w:num w:numId="5" w16cid:durableId="856966234">
     <w:abstractNumId w:val="7"/>
   </w:num>
-  <w:num w:numId="6" w16cid:durableId="1727874657">
+  <w:num w:numId="6" w16cid:durableId="556744283">
     <w:abstractNumId w:val="3"/>
   </w:num>
-  <w:num w:numId="7" w16cid:durableId="487986938">
+  <w:num w:numId="7" w16cid:durableId="725302545">
     <w:abstractNumId w:val="2"/>
   </w:num>
-  <w:num w:numId="8" w16cid:durableId="1561793170">
+  <w:num w:numId="8" w16cid:durableId="1860777736">
     <w:abstractNumId w:val="1"/>
   </w:num>
-  <w:num w:numId="9" w16cid:durableId="639923979">
+  <w:num w:numId="9" w16cid:durableId="331952167">
     <w:abstractNumId w:val="0"/>
   </w:num>
-  <w:num w:numId="10" w16cid:durableId="890656498">
+  <w:num w:numId="10" w16cid:durableId="1008368449">
     <w:abstractNumId w:val="9"/>
   </w:num>
-  <w:num w:numId="11" w16cid:durableId="2032874789">
+  <w:num w:numId="11" w16cid:durableId="1363432773">
     <w:abstractNumId w:val="10"/>
   </w:num>
-  <w:num w:numId="12" w16cid:durableId="1634095917">
+  <w:num w:numId="12" w16cid:durableId="1965501873">
     <w:abstractNumId w:val="10"/>
   </w:num>
 </w:numbering>
@@ -14931,7 +14931,7 @@
     <w:autoRedefine/>
     <w:uiPriority w:val="39"/>
     <w:unhideWhenUsed/>
-    <w:rsid w:val="007F4A60"/>
+    <w:rsid w:val="00353B49"/>
     <w:pPr>
       <w:spacing w:after="100"/>
     </w:pPr>
@@ -14941,7 +14941,7 @@
     <w:basedOn w:val="DefaultParagraphFont"/>
     <w:uiPriority w:val="99"/>
     <w:unhideWhenUsed/>
-    <w:rsid w:val="007F4A60"/>
+    <w:rsid w:val="00353B49"/>
     <w:rPr>
       <w:color w:val="0000FF" w:themeColor="hyperlink"/>
       <w:u w:val="single"/>
